--- a/KHBD_Tin_học/Lớp_4/Tuần_23/KHBD_Tin_hoc_Lớp_4_Tiet22_Bai_10_Phan_mem_soan_thao_van_ban_Tiet_1.docx
+++ b/KHBD_Tin_học/Lớp_4/Tuần_23/KHBD_Tin_hoc_Lớp_4_Tiet22_Bai_10_Phan_mem_soan_thao_van_ban_Tiet_1.docx
@@ -408,18 +408,29 @@
     </w:p>
     <w:p>
       <w:pPr>
-        <w:spacing w:line="319" w:lineRule="auto" w:after="60" w:before="0"/>
-        <w:ind w:firstLine="0" w:left="850"/>
+        <w:spacing w:line="276" w:lineRule="auto" w:after="0" w:before="0"/>
+        <w:ind w:left="850" w:firstLine="0"/>
         <w:jc w:val="both"/>
       </w:pPr>
       <w:r>
         <w:rPr>
-          <w:rFonts w:ascii="Times New Roman" w:hAnsi="Times New Roman" w:eastAsia="Times New Roman"/>
-          <w:b w:val="0"/>
-          <w:i w:val="0"/>
+          <w:rFonts w:ascii="Times New Roman" w:hAnsi="Times New Roman" w:cs="Times New Roman"/>
           <w:sz w:val="26"/>
         </w:rPr>
-        <w:t>- Miền V. Giải quyết vấn đề (thành tố 5.3. Sử dụng sáng tạo công nghệ số – Bậc 2): Sử dụng công cụ số để giải quyết vấn đề đơn giản trong bài học. (Đạt được thông qua Hoạt động 2, Hoạt động 3)</w:t>
+        <w:t>- 3.1.CB2a: Xác định được các cách tạo và chỉnh sửa nội dung đơn giản ở các định dạng đơn giản. (Soạn thảo, định dạng văn bản và trình bày nội dung số rõ ràng, thẩm mỹ). (Đạt được thông qua Hoạt động 2, Hoạt động 3)</w:t>
+      </w:r>
+    </w:p>
+    <w:p>
+      <w:pPr>
+        <w:spacing w:after="0" w:line="276" w:lineRule="auto"/>
+        <w:ind w:left="850" w:firstLine="0"/>
+      </w:pPr>
+      <w:r>
+        <w:rPr>
+          <w:rFonts w:ascii="Times New Roman" w:hAnsi="Times New Roman" w:cs="Times New Roman"/>
+          <w:sz w:val="26"/>
+        </w:rPr>
+        <w:t>- 1.3.CB2a: Xác định được cách tổ chức, lưu trữ và truy xuất dữ liệu, thông tin và nội dung một cách đơn giản trong môi trường số. (Tổ chức, lưu trữ và quản lý tệp văn bản trong môi trường máy tính). (Đạt được thông qua Hoạt động 1, Hoạt động 4)</w:t>
       </w:r>
     </w:p>
     <w:p>
